--- a/guia_docente_GLM_R.docx
+++ b/guia_docente_GLM_R.docx
@@ -132,11 +132,7 @@
           </w:pPr>
           <w:r>
             <w:fldChar w:fldCharType="begin"/>
-          </w:r>
-          <w:r>
             <w:instrText xml:space="preserve"> TOC \h \u \z \t "Heading 1,1,Heading 2,2,"</w:instrText>
-          </w:r>
-          <w:r>
             <w:fldChar w:fldCharType="separate"/>
           </w:r>
           <w:r>
@@ -146,13 +142,6 @@
               <w:color w:val="000000"/>
             </w:rPr>
             <w:t>Índice</w:t>
-          </w:r>
-          <w:r>
-            <w:rPr>
-              <w:b/>
-              <w:bCs/>
-              <w:color w:val="000000"/>
-            </w:rPr>
             <w:tab/>
             <w:t>2</w:t>
           </w:r>
@@ -177,13 +166,6 @@
               <w:color w:val="000000"/>
             </w:rPr>
             <w:t>1. Presentación y enfoque</w:t>
-          </w:r>
-          <w:r>
-            <w:rPr>
-              <w:b/>
-              <w:bCs/>
-              <w:color w:val="000000"/>
-            </w:rPr>
             <w:tab/>
             <w:t>3</w:t>
           </w:r>
@@ -208,13 +190,6 @@
               <w:color w:val="000000"/>
             </w:rPr>
             <w:t>2. Requisitos previos</w:t>
-          </w:r>
-          <w:r>
-            <w:rPr>
-              <w:b/>
-              <w:bCs/>
-              <w:color w:val="000000"/>
-            </w:rPr>
             <w:tab/>
             <w:t>3</w:t>
           </w:r>
@@ -239,13 +214,6 @@
               <w:color w:val="000000"/>
             </w:rPr>
             <w:t>3. Resultados de aprendizaje</w:t>
-          </w:r>
-          <w:r>
-            <w:rPr>
-              <w:b/>
-              <w:bCs/>
-              <w:color w:val="000000"/>
-            </w:rPr>
             <w:tab/>
             <w:t>3</w:t>
           </w:r>
@@ -270,13 +238,6 @@
               <w:color w:val="000000"/>
             </w:rPr>
             <w:t>4. Metodología</w:t>
-          </w:r>
-          <w:r>
-            <w:rPr>
-              <w:b/>
-              <w:bCs/>
-              <w:color w:val="000000"/>
-            </w:rPr>
             <w:tab/>
             <w:t>3</w:t>
           </w:r>
@@ -301,13 +262,6 @@
               <w:color w:val="000000"/>
             </w:rPr>
             <w:t>5. Contenidos</w:t>
-          </w:r>
-          <w:r>
-            <w:rPr>
-              <w:b/>
-              <w:bCs/>
-              <w:color w:val="000000"/>
-            </w:rPr>
             <w:tab/>
             <w:t>5</w:t>
           </w:r>
@@ -329,11 +283,6 @@
               <w:color w:val="000000"/>
             </w:rPr>
             <w:t>Caso 1 · «¿Ocurre el evento? ¿Y cuándo?» — Respuestas binarias y tiempo hasta el evento</w:t>
-          </w:r>
-          <w:r>
-            <w:rPr>
-              <w:color w:val="000000"/>
-            </w:rPr>
             <w:tab/>
             <w:t>5</w:t>
           </w:r>
@@ -355,11 +304,6 @@
               <w:color w:val="000000"/>
             </w:rPr>
             <w:t>Caso 2 · «¿Cuántas veces y a qué ritmo?» — Conteos, tasas e intensidad del riesgo</w:t>
-          </w:r>
-          <w:r>
-            <w:rPr>
-              <w:color w:val="000000"/>
-            </w:rPr>
             <w:tab/>
             <w:t>5</w:t>
           </w:r>
@@ -381,11 +325,6 @@
               <w:color w:val="000000"/>
             </w:rPr>
             <w:t>Caso 3 · «¿Cuánto y hasta cuándo?» — Magnitudes positivas y vida útil hasta el fallo</w:t>
-          </w:r>
-          <w:r>
-            <w:rPr>
-              <w:color w:val="000000"/>
-            </w:rPr>
             <w:tab/>
             <w:t>6</w:t>
           </w:r>
@@ -410,13 +349,6 @@
               <w:color w:val="000000"/>
             </w:rPr>
             <w:t>6. Cronograma global</w:t>
-          </w:r>
-          <w:r>
-            <w:rPr>
-              <w:b/>
-              <w:bCs/>
-              <w:color w:val="000000"/>
-            </w:rPr>
             <w:tab/>
             <w:t>7</w:t>
           </w:r>
@@ -441,13 +373,6 @@
               <w:color w:val="000000"/>
             </w:rPr>
             <w:t>7. Sistema de evaluación</w:t>
-          </w:r>
-          <w:r>
-            <w:rPr>
-              <w:b/>
-              <w:bCs/>
-              <w:color w:val="000000"/>
-            </w:rPr>
             <w:tab/>
             <w:t>8</w:t>
           </w:r>
@@ -469,11 +394,6 @@
               <w:color w:val="000000"/>
             </w:rPr>
             <w:t>7.1. Descripción de cada indicador</w:t>
-          </w:r>
-          <w:r>
-            <w:rPr>
-              <w:color w:val="000000"/>
-            </w:rPr>
             <w:tab/>
             <w:t>8</w:t>
           </w:r>
@@ -495,11 +415,6 @@
               <w:color w:val="000000"/>
             </w:rPr>
             <w:t>7.2. Determinación del factor individual w</w:t>
-          </w:r>
-          <w:r>
-            <w:rPr>
-              <w:color w:val="000000"/>
-            </w:rPr>
             <w:tab/>
             <w:t>8</w:t>
           </w:r>
@@ -521,11 +436,6 @@
               <w:color w:val="000000"/>
             </w:rPr>
             <w:t>7.3. Condiciones mínimas para superar la asignatura</w:t>
-          </w:r>
-          <w:r>
-            <w:rPr>
-              <w:color w:val="000000"/>
-            </w:rPr>
             <w:tab/>
             <w:t>9</w:t>
           </w:r>
@@ -547,11 +457,6 @@
               <w:color w:val="000000"/>
             </w:rPr>
             <w:t>7.4. Ejemplos numéricos</w:t>
-          </w:r>
-          <w:r>
-            <w:rPr>
-              <w:color w:val="000000"/>
-            </w:rPr>
             <w:tab/>
             <w:t>9</w:t>
           </w:r>
@@ -576,13 +481,6 @@
               <w:color w:val="000000"/>
             </w:rPr>
             <w:t>8. Rúbricas y plantillas</w:t>
-          </w:r>
-          <w:r>
-            <w:rPr>
-              <w:b/>
-              <w:bCs/>
-              <w:color w:val="000000"/>
-            </w:rPr>
             <w:tab/>
             <w:t>11</w:t>
           </w:r>
@@ -604,11 +502,6 @@
               <w:color w:val="000000"/>
             </w:rPr>
             <w:t>8.1. Rúbrica del informe de estudio de caso (P, grupal)</w:t>
-          </w:r>
-          <w:r>
-            <w:rPr>
-              <w:color w:val="000000"/>
-            </w:rPr>
             <w:tab/>
             <w:t>11</w:t>
           </w:r>
@@ -630,11 +523,6 @@
               <w:color w:val="000000"/>
             </w:rPr>
             <w:t>8.2. Rúbrica de la reflexión individual (R)</w:t>
-          </w:r>
-          <w:r>
-            <w:rPr>
-              <w:color w:val="000000"/>
-            </w:rPr>
             <w:tab/>
             <w:t>11</w:t>
           </w:r>
@@ -656,11 +544,6 @@
               <w:color w:val="000000"/>
             </w:rPr>
             <w:t>8.3. Rúbrica de la exposición (E)</w:t>
-          </w:r>
-          <w:r>
-            <w:rPr>
-              <w:color w:val="000000"/>
-            </w:rPr>
             <w:tab/>
             <w:t>11</w:t>
           </w:r>
@@ -682,11 +565,6 @@
               <w:color w:val="000000"/>
             </w:rPr>
             <w:t>8.4. Rúbrica del Q&amp;A — factor de ponderación individual (w)</w:t>
-          </w:r>
-          <w:r>
-            <w:rPr>
-              <w:color w:val="000000"/>
-            </w:rPr>
             <w:tab/>
             <w:t>12</w:t>
           </w:r>
@@ -708,11 +586,6 @@
               <w:color w:val="000000"/>
             </w:rPr>
             <w:t>8.5. Plantilla del documento de reflexión individual</w:t>
-          </w:r>
-          <w:r>
-            <w:rPr>
-              <w:color w:val="000000"/>
-            </w:rPr>
             <w:tab/>
             <w:t>13</w:t>
           </w:r>
@@ -737,13 +610,6 @@
               <w:color w:val="000000"/>
             </w:rPr>
             <w:t>9. Bibliografía</w:t>
-          </w:r>
-          <w:r>
-            <w:rPr>
-              <w:b/>
-              <w:bCs/>
-              <w:color w:val="000000"/>
-            </w:rPr>
             <w:tab/>
             <w:t>15</w:t>
           </w:r>
@@ -765,11 +631,6 @@
               <w:color w:val="000000"/>
             </w:rPr>
             <w:t>Libros y artículos</w:t>
-          </w:r>
-          <w:r>
-            <w:rPr>
-              <w:color w:val="000000"/>
-            </w:rPr>
             <w:tab/>
             <w:t>15</w:t>
           </w:r>
@@ -791,11 +652,6 @@
               <w:color w:val="000000"/>
             </w:rPr>
             <w:t>Software y paquetes de R</w:t>
-          </w:r>
-          <w:r>
-            <w:rPr>
-              <w:color w:val="000000"/>
-            </w:rPr>
             <w:tab/>
             <w:t>15</w:t>
           </w:r>
@@ -902,7 +758,7 @@
         <w:pStyle w:val="Ttulo1"/>
       </w:pPr>
       <w:r>
-        <w:t>3. Resultados de aprendizaje</w:t>
+        <w:t xml:space="preserve">3. Objetivos (Resultados de Aprendizaje)</w:t>
       </w:r>
     </w:p>
     <w:p>
@@ -920,7 +776,7 @@
           <w:color w:val="000000"/>
         </w:rPr>
         <w:lastRenderedPageBreak/>
-        <w:t xml:space="preserve">RA1 — Reconocer el marco común de los GLM. </w:t>
+        <w:t xml:space="preserve">O1 — Reconocer el marco común de los GLM. </w:t>
       </w:r>
       <w:r>
         <w:rPr>
@@ -943,7 +799,7 @@
           <w:bCs/>
           <w:color w:val="000000"/>
         </w:rPr>
-        <w:t xml:space="preserve">RA2 — Respuestas binarias y politómicas. </w:t>
+        <w:t xml:space="preserve">O2 — Respuestas binarias y politómicas. </w:t>
       </w:r>
       <w:r>
         <w:rPr>
@@ -966,7 +822,7 @@
           <w:bCs/>
           <w:color w:val="000000"/>
         </w:rPr>
-        <w:t xml:space="preserve">RA3 — Conteos y tasas. </w:t>
+        <w:t xml:space="preserve">O3 — Conteos y tasas. </w:t>
       </w:r>
       <w:r>
         <w:rPr>
@@ -989,7 +845,7 @@
           <w:bCs/>
           <w:color w:val="000000"/>
         </w:rPr>
-        <w:t xml:space="preserve">RA4 — Magnitudes positivas y vida útil. </w:t>
+        <w:t xml:space="preserve">O4 — Magnitudes positivas y vida útil. </w:t>
       </w:r>
       <w:r>
         <w:rPr>
@@ -1012,7 +868,7 @@
           <w:bCs/>
           <w:color w:val="000000"/>
         </w:rPr>
-        <w:t xml:space="preserve">RA5 — Extender a mixtos y supervivencia. </w:t>
+        <w:t xml:space="preserve">O5 — Extender a mixtos y supervivencia. </w:t>
       </w:r>
       <w:r>
         <w:rPr>
@@ -1035,7 +891,7 @@
           <w:bCs/>
           <w:color w:val="000000"/>
         </w:rPr>
-        <w:t xml:space="preserve">RA6 — Comunicar y reproducir. </w:t>
+        <w:t xml:space="preserve">O6 — Comunicar y reproducir. </w:t>
       </w:r>
       <w:r>
         <w:rPr>
@@ -1156,11 +1012,6 @@
           <w:color w:val="000000"/>
         </w:rPr>
         <w:t xml:space="preserve">el andamiaje de la supervivencia (función de supervivencia, hazard, conjunto de riesgo, censura) se introduce una sola vez al final del Caso 1 y se reactiva en cada bloque. La supervivencia se presenta como caso especial del marco GLM: riesgos a trozos equivalen a una regresión de Poisson </w:t>
-      </w:r>
-      <w:r>
-        <w:rPr>
-          <w:color w:val="000000"/>
-        </w:rPr>
         <w:lastRenderedPageBreak/>
         <w:t>(Holford, 1980; Aitkin y Clayton, 1980; Laird y Olivier, 1981), el tiempo discreto equivale a una regresión logística, y el modelo de Cox se sitúa como referencia semiparamétrica fuera del marco.</w:t>
       </w:r>
@@ -1218,8 +1069,6 @@
       </w:pPr>
       <w:r>
         <w:t>Caso 1 - Respuesta binaria: del dato dicotómico al marco GLM</w:t>
-      </w:r>
-      <w:r>
         <w:br/>
         <w:t xml:space="preserve"> Entrada al marco GLM desde una respuesta binaria (sí/no): se muestra dónde falla el modelo lineal, se desarrolla la regresión logística -estimación, interpretación, inferencia, diagnóstico y clasificación- y se extiende a respuestas categóricas, abriendo los hilos de efectos mixtos y supervivencia.</w:t>
       </w:r>
@@ -1230,8 +1079,6 @@
       </w:pPr>
       <w:r>
         <w:t>Caso 2 - Datos de recuento: regresión de Poisson y más allá</w:t>
-      </w:r>
-      <w:r>
         <w:br/>
         <w:t xml:space="preserve"> Respuestas de recuento y tasas (familia Poisson, enlace log): regresión de Poisson, offsets para tasas, sobredispersión (quasi-Poisson, binomial negativa) y modelos log-lineales, con los efectos mixtos reactivados sobre conteos.</w:t>
       </w:r>
@@ -1242,8 +1089,6 @@
       </w:pPr>
       <w:r>
         <w:t>Caso 3 - Respuestas continuas positivas y fronteras del marco</w:t>
-      </w:r>
-      <w:r>
         <w:br/>
         <w:t>Respuestas continuas positivas -costes, duraciones- con familias Gamma e inversa gaussiana, y las fronteras del marco: el modelo de Cox como cierre del hilo de supervivencia y una mirada a extensiones más allá del GLM.</w:t>
       </w:r>
@@ -1279,8 +1124,6 @@
       </w:pPr>
       <w:r>
         <w:t>Cas 1 - Resposta binària: de la dada dicotòmica al marc GLM</w:t>
-      </w:r>
-      <w:r>
         <w:br/>
         <w:t xml:space="preserve"> Entrada al marc GLM des d'una resposta binària (sí/no): es mostra on falla el model lineal, es desenvolupa la regressió logística -estimació, interpretació, inferència, diagnòstic i classificació- i s'estén a respostes categòriques, obrint els fils d'efectes mixtos i supervivència.</w:t>
       </w:r>
@@ -1291,8 +1134,6 @@
       </w:pPr>
       <w:r>
         <w:t>Cas 2 - Dades de recompte: regressió de Poisson i més enllà</w:t>
-      </w:r>
-      <w:r>
         <w:br/>
         <w:t xml:space="preserve"> Respostes de recompte i taxes (família Poisson, enllaç log): regressió de Poisson, </w:t>
       </w:r>
@@ -1313,12 +1154,8 @@
       </w:pPr>
       <w:r>
         <w:t>Cas 3 - Respostes contínues positives i fronteres del marc</w:t>
-      </w:r>
-      <w:r>
         <w:br/>
         <w:t xml:space="preserve"> Respostes contínues positives -costos, durades- amb famílies Gamma i inversa gaussiana, </w:t>
-      </w:r>
-      <w:r>
         <w:lastRenderedPageBreak/>
         <w:t>i les fronteres del marc: el model de Cox com a tancament del fil de supervivència i una mirada a extensions més enllà del GLM.</w:t>
       </w:r>
@@ -1345,8 +1182,6 @@
       </w:pPr>
       <w:r>
         <w:t>Case 1 - Binary response: from the dichotomous datum to the GLM framework</w:t>
-      </w:r>
-      <w:r>
         <w:br/>
         <w:t xml:space="preserve"> Entry to the GLM framework from a binary (yes/no) response: it shows where the linear model fails, develops logistic regression in full -estimation, interpretation, inference, diagnostics and classification- and extends to categorical responses, opening the mixed-effects and survival threads.</w:t>
       </w:r>
@@ -1357,8 +1192,6 @@
       </w:pPr>
       <w:r>
         <w:t>Case 2 - Count data: Poisson regression and beyond</w:t>
-      </w:r>
-      <w:r>
         <w:br/>
         <w:t xml:space="preserve"> Count and rate responses (Poisson family, log link): Poisson regression, offsets for rates, overdispersion (quasi-Poisson, negative binomial) and log-linear models, with the mixed-effects thread reactivated on counts.</w:t>
       </w:r>
@@ -1369,8 +1202,6 @@
       </w:pPr>
       <w:r>
         <w:t>Case 3 - Positive continuous responses and the framework's frontiers</w:t>
-      </w:r>
-      <w:r>
         <w:br/>
         <w:t xml:space="preserve"> Positive continuous responses -costs, durations- with Gamma and inverse Gaussian families, and the framework's frontiers: the Cox model as the closing of the survival thread and a look at extensions beyond the GLM.</w:t>
       </w:r>
@@ -1388,7 +1219,7 @@
         <w:rPr>
           <w:noProof/>
         </w:rPr>
-        <w:pict w14:anchorId="2BA12C95">
+        <w:pict w14:anchorId="08FF83C8">
           <v:rect id="_x0000_i1033" alt="" style="width:425.2pt;height:.05pt;mso-width-percent:0;mso-height-percent:0;mso-width-percent:0;mso-height-percent:0" o:hralign="center" o:hrstd="t" o:hr="t" fillcolor="#a0a0a0" stroked="f"/>
         </w:pict>
       </w:r>
@@ -2151,7 +1982,7 @@
             <w:rPr>
               <w:rFonts w:ascii="Arial Unicode MS" w:eastAsia="Arial Unicode MS" w:hAnsi="Arial Unicode MS" w:cs="Arial Unicode MS"/>
             </w:rPr>
-            <w:t>Regresión de Poisson; tasas, offset e interpretación (IRR); modelos log-lineales. Sobredispersión: quasi-Poisson y binomial negativa. Exceso de ceros (hurdle, zero-inflated). Capa de mixtos: GLMM de Poisson. Supervivencia: modelo de riesgos a trozos como regresión de Poisson con offset(log tiempo-persona), y nexo con los modelos de fragilidad (frailty ≡ GLMM de Poisson).</w:t>
+            <w:t>Regresión de Poisson; tasas, offset e interpretación (IRR); modelos log-lineales. Sobredispersión: quasi-Poisson y binomial negativa. Exceso de ceros (hurdle, zero-inflated). Capa de mixtos: GLMM de Poisson. Supervivencia: modelo de riesgos a trozos como regresión de Poisson con offset(log tiempo-persona), y nexo con los modelos de fragilidad (frailty ≡ GLMM de Poisson). Selección de modelos: de AIC/BIC a la validación cruzada y la regularización (lasso/ridge/elastic-net) con glmnet (familia Poisson).</w:t>
           </w:r>
         </w:sdtContent>
       </w:sdt>
@@ -2786,7 +2617,7 @@
         <w:t xml:space="preserve">Contenidos. </w:t>
       </w:r>
       <w:r>
-        <w:t>GLM para continuas positivas (Gamma, inverse Gaussian); elección de enlace; comparación con log-OLS. Selección de variables y regularización (lasso, ridge, elastic-net; validación cruzada). Supervivencia: modelos paramétricos AFT (exponencial, Weibull, log-normal) para tiempo hasta fallo, con censura en la verosimilitud; Kaplan–Meier descriptivo; Cox de riesgos proporcionales como frontera (semiparamétrico, no GLM) y diagnóstico. Síntesis: las tres lentes de supervivencia sobre un mismo problema.</w:t>
+        <w:t>GLM para continuas positivas (Gamma, inverse Gaussian); elección de enlace; comparación con log-OLS. Selección de variables (la regularización con glmnet se introduce en el Caso 2, sobre Poisson; en Gamma glmnet no aplica, se aborda como límite conceptual). Supervivencia: modelos paramétricos AFT (exponencial, Weibull, log-normal) para tiempo hasta fallo, con censura en la verosimilitud; Kaplan–Meier descriptivo; Cox de riesgos proporcionales como frontera (semiparamétrico, no GLM) y diagnóstico. Síntesis: las tres lentes de supervivencia sobre un mismo problema.</w:t>
       </w:r>
     </w:p>
     <w:p>
@@ -3147,7 +2978,7 @@
               <w:spacing w:line="252" w:lineRule="auto"/>
             </w:pPr>
             <w:r>
-              <w:t>Selección y regularización (lasso/ridge/elastic-net); CV; sesgo–varianza.</w:t>
+              <w:t>Selección de variables; sesgo–varianza; regularización como límite en Gamma (repaso del Caso 2).</w:t>
             </w:r>
           </w:p>
         </w:tc>
@@ -3853,7 +3684,7 @@
               <w:spacing w:line="252" w:lineRule="auto"/>
             </w:pPr>
             <w:r>
-              <w:t>Poisson, sobredispersión, ceros, mixtos, riesgos a trozos.</w:t>
+              <w:t>Poisson, sobredispersión, ceros, mixtos, riesgos a trozos, selección y regularización.</w:t>
             </w:r>
           </w:p>
         </w:tc>
@@ -4011,7 +3842,7 @@
               <w:spacing w:line="252" w:lineRule="auto"/>
             </w:pPr>
             <w:r>
-              <w:t>Continuas positivas, regularización, AFT, Cox, síntesis.</w:t>
+              <w:t>Continuas positivas, AFT, Cox, síntesis.</w:t>
             </w:r>
           </w:p>
         </w:tc>
@@ -4195,8 +4026,6 @@
       </w:pPr>
       <w:r>
         <w:t xml:space="preserve">La evaluación continua requiere del compromiso continuado del alumnado en el seguimiento de la asignatura. Es sumativa y se construye sobre tres proyectos grupales a desarrollar a lo largo del curso, y un examen oral individual vinculado a cada proyecto. Los proyectos grupales, a realizar en equipos cooperativos de un máximo de tres estudiantes, con evaluación 360, se plantearán en base a un estudio de caso, a analizar aplicando las técnicas estudiadas en el bloque correspondiente. El examen oral individual permitirá la evaluación individual de los conocimientos y capacidades adquiridas por cada estudiante. Los proyectos grupales (ponderados por la evaluación 360 en base a implicación individual) contribuyen con un 60% de la calificación y los exámenes individuales con un 40%, repartidos equitativamente en los tres proyectos. Para superar la evaluación continua se </w:t>
-      </w:r>
-      <w:r>
         <w:lastRenderedPageBreak/>
         <w:t>requiere obtener una calificación mínima de 3,5/10 en cada una de las pruebas (grupales e individuales) y una media ponderada del conjunto igual o superior a 5.</w:t>
       </w:r>
@@ -4222,7 +4051,7 @@
         <w:rPr>
           <w:noProof/>
         </w:rPr>
-        <w:pict w14:anchorId="4DBFF7D1">
+        <w:pict w14:anchorId="45A9C010">
           <v:rect id="_x0000_i1032" alt="" style="width:425.2pt;height:.05pt;mso-width-percent:0;mso-height-percent:0;mso-width-percent:0;mso-height-percent:0" o:hralign="center" o:hrstd="t" o:hr="t" fillcolor="#a0a0a0" stroked="f"/>
         </w:pict>
       </w:r>
@@ -4280,7 +4109,7 @@
         <w:rPr>
           <w:noProof/>
         </w:rPr>
-        <w:pict w14:anchorId="46ED457A">
+        <w:pict w14:anchorId="61B6CE68">
           <v:rect id="_x0000_i1031" alt="" style="width:425.2pt;height:.05pt;mso-width-percent:0;mso-height-percent:0;mso-width-percent:0;mso-height-percent:0" o:hralign="center" o:hrstd="t" o:hr="t" fillcolor="#a0a0a0" stroked="f"/>
         </w:pict>
       </w:r>
@@ -4315,8 +4144,6 @@
       </w:pPr>
       <w:r>
         <w:t xml:space="preserve">Continuous assessment requires students’ ongoing commitment to following the course. It is summative and is based on three group projects to be developed throughout the course, together with an individual oral examination linked to each project. The group projects, to be carried out in cooperative teams of a maximum of three students and including 360-degree </w:t>
-      </w:r>
-      <w:r>
         <w:lastRenderedPageBreak/>
         <w:t>assessment, will be based on a case study to be analysed by applying the techniques studied in the corresponding block. The individual oral examination will allow for the individual assessment of the knowledge and skills acquired by each student. The group projects, weighted according to the 360-degree assessment based on individual involvement, will account for 60% of the final grade, while the individual examinations will account for 40%, distributed equally across the three projects. To pass the continuous assessment, students must obtain a minimum mark of 3.5 out of 10 in each of the assessments, both group and individual, and an overall weighted average equal to or higher than 5.</w:t>
       </w:r>
@@ -4342,7 +4169,7 @@
         <w:rPr>
           <w:noProof/>
         </w:rPr>
-        <w:pict w14:anchorId="6BF29655">
+        <w:pict w14:anchorId="69B5CAB7">
           <v:rect id="_x0000_i1030" alt="" style="width:425.2pt;height:.05pt;mso-width-percent:0;mso-height-percent:0;mso-width-percent:0;mso-height-percent:0" o:hralign="center" o:hrstd="t" o:hr="t" fillcolor="#a0a0a0" stroked="f"/>
         </w:pict>
       </w:r>
@@ -4405,7 +4232,7 @@
         <w:rPr>
           <w:noProof/>
         </w:rPr>
-        <w:pict w14:anchorId="4447CB67">
+        <w:pict w14:anchorId="4894296E">
           <v:rect id="_x0000_i1029" alt="" style="width:425.2pt;height:.05pt;mso-width-percent:0;mso-height-percent:0;mso-width-percent:0;mso-height-percent:0" o:hralign="center" o:hrstd="t" o:hr="t" fillcolor="#a0a0a0" stroked="f"/>
         </w:pict>
       </w:r>
@@ -4453,7 +4280,7 @@
         <w:rPr>
           <w:noProof/>
         </w:rPr>
-        <w:pict w14:anchorId="3B316B18">
+        <w:pict w14:anchorId="2DEFAB4F">
           <v:rect id="_x0000_i1028" alt="" style="width:425.2pt;height:.05pt;mso-width-percent:0;mso-height-percent:0;mso-width-percent:0;mso-height-percent:0" o:hralign="center" o:hrstd="t" o:hr="t" fillcolor="#a0a0a0" stroked="f"/>
         </w:pict>
       </w:r>
@@ -4549,7 +4376,7 @@
         <w:rPr>
           <w:noProof/>
         </w:rPr>
-        <w:pict w14:anchorId="6F774AF2">
+        <w:pict w14:anchorId="78EB2A16">
           <v:rect id="_x0000_i1027" alt="" style="width:425.2pt;height:.05pt;mso-width-percent:0;mso-height-percent:0;mso-width-percent:0;mso-height-percent:0" o:hralign="center" o:hrstd="t" o:hr="t" fillcolor="#a0a0a0" stroked="f"/>
         </w:pict>
       </w:r>
@@ -4605,7 +4432,7 @@
           <w:noProof/>
         </w:rPr>
         <w:lastRenderedPageBreak/>
-        <w:pict w14:anchorId="484DFCB5">
+        <w:pict w14:anchorId="67380F66">
           <v:rect id="_x0000_i1026" alt="" style="width:425.2pt;height:.05pt;mso-width-percent:0;mso-height-percent:0;mso-width-percent:0;mso-height-percent:0" o:hralign="center" o:hrstd="t" o:hr="t" fillcolor="#a0a0a0" stroked="f"/>
         </w:pict>
       </w:r>
@@ -4655,7 +4482,7 @@
         <w:rPr>
           <w:noProof/>
         </w:rPr>
-        <w:pict w14:anchorId="2C597AAE">
+        <w:pict w14:anchorId="0D733EFA">
           <v:rect id="_x0000_i1025" alt="" style="width:425.2pt;height:.05pt;mso-width-percent:0;mso-height-percent:0;mso-width-percent:0;mso-height-percent:0" o:hralign="center" o:hrstd="t" o:hr="t" fillcolor="#a0a0a0" stroked="f"/>
         </w:pict>
       </w:r>
@@ -4964,21 +4791,7 @@
             <w:color w:val="1155CC"/>
             <w:u w:val="single"/>
           </w:rPr>
-          <w:t>evaluacion/Rubricas_</w:t>
-        </w:r>
-        <w:r>
-          <w:rPr>
-            <w:color w:val="1155CC"/>
-            <w:u w:val="single"/>
-          </w:rPr>
-          <w:t>evalu</w:t>
-        </w:r>
-        <w:r>
-          <w:rPr>
-            <w:color w:val="1155CC"/>
-            <w:u w:val="single"/>
-          </w:rPr>
-          <w:t>acion.xlsx</w:t>
+          <w:t>evaluacion/Rubricas_evaluacion.xlsx</w:t>
         </w:r>
       </w:hyperlink>
       <w:r>

--- a/guia_docente_GLM_R.docx
+++ b/guia_docente_GLM_R.docx
@@ -851,7 +851,7 @@
         <w:rPr>
           <w:color w:val="000000"/>
         </w:rPr>
-        <w:t>Ajustar, interpretar, diagnosticar y comparar/seleccionar modelos para magnitudes continuas positivas y tiempos de vida —regresión Gamma (y log-normal) con enlace log y modelos de tiempo de fallo acelerado (AFT)—: interpretación multiplicativa de los efectos y diagnóstico del ajuste.</w:t>
+        <w:t>Ajustar, interpretar, diagnosticar y comparar/seleccionar modelos para magnitudes continuas positivas y tiempos de vida —regresión Gamma (y log-normal) con enlace log, familia Tweedie para importes agregados con ceros, y modelos de tiempo de fallo acelerado (AFT)—: interpretación multiplicativa de los efectos y diagnóstico del ajuste.</w:t>
       </w:r>
     </w:p>
     <w:p>
@@ -2617,7 +2617,7 @@
         <w:t xml:space="preserve">Contenidos. </w:t>
       </w:r>
       <w:r>
-        <w:t>GLM para continuas positivas (Gamma, inverse Gaussian); elección de enlace; comparación con log-OLS. Selección de variables (la regularización con glmnet se introduce en el Caso 2, sobre Poisson; en Gamma glmnet no aplica, se aborda como límite conceptual). Supervivencia: modelos paramétricos AFT (exponencial, Weibull, log-normal) para tiempo hasta fallo, con censura en la verosimilitud; Kaplan–Meier descriptivo; Cox de riesgos proporcionales como frontera (semiparamétrico, no GLM) y diagnóstico. Síntesis: las tres lentes de supervivencia sobre un mismo problema.</w:t>
+        <w:t>GLM para continuas positivas (Gamma, inverse Gaussian); elección de enlace; comparación con log-OLS. Coste agregado con ceros: familia Tweedie (Poisson–Gamma compuesta) como síntesis de frecuencia × severidad. Selección de variables y validación con datos agrupados (la regularización con glmnet se introduce en el Caso 2, sobre Poisson; aquí se retoma como límite conceptual: desde la versión 4.0 glmnet admite familias arbitrarias, pero la penalización actúa sobre los coeficientes y no sobre los parámetros de la familia). Supervivencia: modelos paramétricos AFT (exponencial, Weibull, log-normal) para tiempo hasta fallo, con censura en la verosimilitud; Kaplan–Meier descriptivo; Cox de riesgos proporcionales como frontera (semiparamétrico, no GLM) y diagnóstico. Síntesis: las tres lentes de supervivencia sobre un mismo problema.</w:t>
       </w:r>
     </w:p>
     <w:p>
@@ -2632,7 +2632,7 @@
         <w:t xml:space="preserve">Librerías de R. </w:t>
       </w:r>
       <w:r>
-        <w:t>stats (glm Gamma), glmnet, tidymodels, survival (Surv, survreg, coxph), survminer, flexsurv (opcional), DHARMa.</w:t>
+        <w:t>stats (glm Gamma), glmmTMB (Tweedie y GLMM), glmnet, tidymodels (rsample), survival (Surv, survreg, coxph), survminer, flexsurv (opcional), DHARMa.</w:t>
       </w:r>
     </w:p>
     <w:p>
@@ -2978,7 +2978,7 @@
               <w:spacing w:line="252" w:lineRule="auto"/>
             </w:pPr>
             <w:r>
-              <w:t>Selección de variables; sesgo–varianza; regularización como límite en Gamma (repaso del Caso 2).</w:t>
+              <w:t>Selección de variables; sesgo–varianza; alcance y límites de la regularización (repaso del Caso 2).</w:t>
             </w:r>
           </w:p>
         </w:tc>
@@ -3186,7 +3186,7 @@
               <w:spacing w:line="252" w:lineRule="auto"/>
             </w:pPr>
             <w:r>
-              <w:t>Cox como frontera (no GLM); diagnóstico (Schoenfeld); síntesis de los tres puentes.</w:t>
+              <w:t>Cox como frontera (no GLM); diagnóstico (Schoenfeld); síntesis de los tres puentes; Tweedie como cierre frecuencia × severidad.</w:t>
             </w:r>
           </w:p>
         </w:tc>
@@ -3212,7 +3212,7 @@
               <w:spacing w:line="252" w:lineRule="auto"/>
             </w:pPr>
             <w:r>
-              <w:t>coxph, cox.zph; comparación de las tres lentes sobre un dataset común.</w:t>
+              <w:t>coxph, cox.zph; comparación de las tres lentes sobre un dataset común; glmmTMB(family = tweedie); validación cruzada agrupada.</w:t>
             </w:r>
           </w:p>
         </w:tc>
@@ -5380,6 +5380,22 @@
         <w:ind w:left="567" w:hanging="567"/>
       </w:pPr>
       <w:r>
+        <w:t>Dunn, P. K., &amp; Smyth, G. K. (2005). Series evaluation of Tweedie exponential dispersion model densities. Statistics and Computing, 15(4), 267–280. https://doi.org/10.1007/s11222-005-4070-y</w:t>
+      </w:r>
+      <w:r>
+        <w:rPr>
+          <w:i/>
+          <w:iCs/>
+        </w:rPr>
+      </w:r>
+      <w:r/>
+    </w:p>
+    <w:p>
+      <w:pPr>
+        <w:spacing w:after="140" w:line="276" w:lineRule="auto"/>
+        <w:ind w:left="567" w:hanging="567"/>
+      </w:pPr>
+      <w:r>
         <w:t xml:space="preserve">Faraway, J. J. (2016). </w:t>
       </w:r>
       <w:r>
@@ -5471,6 +5487,50 @@
     <w:p>
       <w:pPr>
         <w:spacing w:after="140" w:line="276" w:lineRule="auto"/>
+        <w:ind w:left="567" w:hanging="567"/>
+      </w:pPr>
+      <w:r>
+        <w:t xml:space="preserve">Hosmer, D. W., Lemeshow, S., &amp; Sturdivant, R. X. (2013). </w:t>
+      </w:r>
+      <w:r>
+        <w:rPr>
+          <w:i/>
+          <w:iCs/>
+        </w:rPr>
+        <w:t>Applied logistic regression</w:t>
+      </w:r>
+      <w:r>
+        <w:t xml:space="preserve"> (3.ª ed.). Wiley. </w:t>
+      </w:r>
+      <w:hyperlink r:id="rId20">
+        <w:r>
+          <w:rPr>
+            <w:color w:val="0563C1"/>
+            <w:u w:val="single"/>
+          </w:rPr>
+          <w:t>https://doi.org/10.1002/9781118548387</w:t>
+        </w:r>
+      </w:hyperlink>
+    </w:p>
+    <w:p>
+      <w:pPr>
+        <w:spacing w:after="140" w:line="276" w:lineRule="auto"/>
+        <w:ind w:left="567" w:hanging="567"/>
+      </w:pPr>
+      <w:r>
+        <w:t>Jørgensen, B. (1997). The theory of dispersion models. Chapman and Hall.</w:t>
+      </w:r>
+      <w:r>
+        <w:rPr>
+          <w:i/>
+          <w:iCs/>
+        </w:rPr>
+      </w:r>
+      <w:r/>
+    </w:p>
+    <w:p>
+      <w:pPr>
+        <w:spacing w:after="140" w:line="276" w:lineRule="auto"/>
         <w:ind w:left="567"/>
         <w:rPr>
           <w:color w:val="1155CC"/>
@@ -5502,40 +5562,6 @@
             <w:u w:val="single"/>
           </w:rPr>
           <w:t>https://doi.org/10.1080/01621459.1981.10477634</w:t>
-        </w:r>
-      </w:hyperlink>
-    </w:p>
-    <w:p>
-      <w:pPr>
-        <w:spacing w:after="140" w:line="276" w:lineRule="auto"/>
-        <w:ind w:left="567" w:hanging="567"/>
-      </w:pPr>
-    </w:p>
-    <w:p>
-      <w:pPr>
-        <w:spacing w:after="140" w:line="276" w:lineRule="auto"/>
-        <w:ind w:left="567" w:hanging="567"/>
-      </w:pPr>
-      <w:r>
-        <w:t xml:space="preserve">Hosmer, D. W., Lemeshow, S., &amp; Sturdivant, R. X. (2013). </w:t>
-      </w:r>
-      <w:r>
-        <w:rPr>
-          <w:i/>
-          <w:iCs/>
-        </w:rPr>
-        <w:t>Applied logistic regression</w:t>
-      </w:r>
-      <w:r>
-        <w:t xml:space="preserve"> (3.ª ed.). Wiley. </w:t>
-      </w:r>
-      <w:hyperlink r:id="rId20">
-        <w:r>
-          <w:rPr>
-            <w:color w:val="0563C1"/>
-            <w:u w:val="single"/>
-          </w:rPr>
-          <w:t>https://doi.org/10.1002/9781118548387</w:t>
         </w:r>
       </w:hyperlink>
     </w:p>
